--- a/Manuscript/Manuscript v.2/Manuscript Draft v.2.2.docx
+++ b/Manuscript/Manuscript v.2/Manuscript Draft v.2.2.docx
@@ -1187,7 +1187,28 @@
       </w:pPr>
       <w:commentRangeStart w:id="6"/>
       <w:r>
-        <w:t>Intermediates (and Late Intermediates) displayed weights and lengths in between those of males and females indicating they were in the process of sex change (Figs. S1A, B).</w:t>
+        <w:t>Intermediates (and Late Intermediates) displayed weights and lengths in between those of males and females</w:t>
+      </w:r>
+      <w:r>
+        <w:t>. Unlike their partners however, they displayed significant increases in body mass and length</w:t>
+      </w:r>
+      <w:r>
+        <w:t xml:space="preserve"> indicating they were in the process of sex change (</w:t>
+      </w:r>
+      <w:r>
+        <w:rPr>
+          <w:highlight w:val="yellow"/>
+        </w:rPr>
+        <w:t>Fig. S1A</w:t>
+      </w:r>
+      <w:r>
+        <w:rPr>
+          <w:highlight w:val="yellow"/>
+        </w:rPr>
+        <w:t>-D</w:t>
+      </w:r>
+      <w:r>
+        <w:t>).</w:t>
       </w:r>
       <w:commentRangeEnd w:id="6"/>
       <w:r>
@@ -1377,15 +1398,6 @@
       <w:r>
         <w:t>total gonadal volume than males</w:t>
       </w:r>
-      <w:r>
-        <w:t>, suggesting testicular tissue was being lost</w:t>
-      </w:r>
-      <w:r>
-        <w:t xml:space="preserve"> while ovarian tissue remained</w:t>
-      </w:r>
-      <w:r>
-        <w:t xml:space="preserve"> </w:t>
-      </w:r>
       <w:commentRangeEnd w:id="7"/>
       <w:r>
         <w:rPr>
@@ -1405,13 +1417,28 @@
         <w:commentReference w:id="8"/>
       </w:r>
       <w:r>
+        <w:t xml:space="preserve">, displaying a decrease in testicular tissue and an increase in ovarian tissue </w:t>
+      </w:r>
+      <w:r>
         <w:t>(</w:t>
       </w:r>
       <w:r>
         <w:rPr>
           <w:highlight w:val="yellow"/>
         </w:rPr>
-        <w:t>Fig. 1C).</w:t>
+        <w:t>Fig. 1C</w:t>
+      </w:r>
+      <w:r>
+        <w:rPr>
+          <w:highlight w:val="yellow"/>
+        </w:rPr>
+        <w:t>, S1E-F</w:t>
+      </w:r>
+      <w:r>
+        <w:rPr>
+          <w:highlight w:val="yellow"/>
+        </w:rPr>
+        <w:t>).</w:t>
       </w:r>
       <w:r>
         <w:t xml:space="preserve"> Importantly, this loss of testicular tissue is unlikely to reflect the onset of gonadal sex change, as intermediates and their partners remained similar in gonadal composition. Instead, it most likely represents gonadal regression associated with the temporary reproductive stasis that accompanies sex change</w:t>
@@ -1693,7 +1720,11 @@
         <w:t>crocc2-</w:t>
       </w:r>
       <w:r>
-        <w:t xml:space="preserve">), ependymal cells (15_EC, </w:t>
+        <w:t xml:space="preserve">), </w:t>
+      </w:r>
+      <w:r>
+        <w:lastRenderedPageBreak/>
+        <w:t xml:space="preserve">ependymal cells (15_EC, </w:t>
       </w:r>
       <w:r>
         <w:rPr>
@@ -1733,11 +1764,7 @@
         <w:t>top2a+</w:t>
       </w:r>
       <w:r>
-        <w:t xml:space="preserve">), </w:t>
-      </w:r>
-      <w:r>
-        <w:lastRenderedPageBreak/>
-        <w:t xml:space="preserve">oligodendrocytes (2_OL, </w:t>
+        <w:t xml:space="preserve">), oligodendrocytes (2_OL, </w:t>
       </w:r>
       <w:r>
         <w:rPr>
@@ -2635,7 +2662,11 @@
         <w:t xml:space="preserve"> </w:t>
       </w:r>
       <w:r>
-        <w:t xml:space="preserve">We detected significant phase differences in the </w:t>
+        <w:t xml:space="preserve">We </w:t>
+      </w:r>
+      <w:r>
+        <w:lastRenderedPageBreak/>
+        <w:t xml:space="preserve">detected significant phase differences in the </w:t>
       </w:r>
       <w:r>
         <w:t>abundance</w:t>
@@ -2644,11 +2675,7 @@
         <w:t xml:space="preserve"> </w:t>
       </w:r>
       <w:r>
-        <w:t xml:space="preserve">of cells in 12 of the 27 multiome clusters. </w:t>
-      </w:r>
-      <w:r>
-        <w:lastRenderedPageBreak/>
-        <w:t xml:space="preserve">Of these, nine were </w:t>
+        <w:t xml:space="preserve">of cells in 12 of the 27 multiome clusters. Of these, nine were </w:t>
       </w:r>
       <w:r>
         <w:t xml:space="preserve">relative </w:t>
@@ -6985,7 +7012,17 @@
       </w:pPr>
       <w:ins w:id="107" w:author="Rhodes, Justin S" w:date="2026-09-08T10:23:00Z" w16du:dateUtc="2026-09-08T15:23:00Z">
         <w:r>
-          <w:t>While we argue that changes in FSH signaling are accomplished via neurogenesis of cckb+ ne</w:t>
+          <w:t xml:space="preserve">While we argue that changes in FSH signaling are accomplished via neurogenesis of </w:t>
+        </w:r>
+        <w:r>
+          <w:rPr>
+            <w:i/>
+            <w:iCs/>
+          </w:rPr>
+          <w:t>cckb</w:t>
+        </w:r>
+        <w:r>
+          <w:t>+ ne</w:t>
         </w:r>
         <w:commentRangeStart w:id="108"/>
         <w:r>
@@ -7023,7 +7060,11 @@
         </w:r>
       </w:del>
       <w:r>
-        <w:t xml:space="preserve">. In 6_POA_Mixed, we found significant changes in the expression and or population of cells expressing </w:t>
+        <w:t xml:space="preserve">. In 6_POA_Mixed, we </w:t>
+      </w:r>
+      <w:commentRangeStart w:id="110"/>
+      <w:r>
+        <w:t xml:space="preserve">found significant changes in the expression and or population of cells expressing </w:t>
       </w:r>
       <w:r>
         <w:rPr>
@@ -7304,32 +7345,32 @@
       <w:r>
         <w:t xml:space="preserve">in 6_POA_Mixed. </w:t>
       </w:r>
-      <w:ins w:id="110" w:author="Rhodes, Justin S" w:date="2026-09-03T08:16:00Z" w16du:dateUtc="2026-09-03T13:16:00Z">
+      <w:ins w:id="111" w:author="Rhodes, Justin S" w:date="2026-09-03T08:16:00Z" w16du:dateUtc="2026-09-03T13:16:00Z">
         <w:r>
           <w:t>To the extent that</w:t>
         </w:r>
       </w:ins>
-      <w:ins w:id="111" w:author="Rhodes, Justin S" w:date="2026-09-03T08:15:00Z" w16du:dateUtc="2026-09-03T13:15:00Z">
+      <w:ins w:id="112" w:author="Rhodes, Justin S" w:date="2026-09-03T08:15:00Z" w16du:dateUtc="2026-09-03T13:15:00Z">
         <w:r>
           <w:t xml:space="preserve"> the changes in gene expression reflect </w:t>
         </w:r>
       </w:ins>
-      <w:ins w:id="112" w:author="Rhodes, Justin S" w:date="2026-09-03T08:16:00Z" w16du:dateUtc="2026-09-03T13:16:00Z">
+      <w:ins w:id="113" w:author="Rhodes, Justin S" w:date="2026-09-03T08:16:00Z" w16du:dateUtc="2026-09-03T13:16:00Z">
         <w:r>
           <w:t>protein expression and parallel changes in</w:t>
         </w:r>
       </w:ins>
-      <w:ins w:id="113" w:author="Rhodes, Justin S" w:date="2026-09-03T08:15:00Z" w16du:dateUtc="2026-09-03T13:15:00Z">
+      <w:ins w:id="114" w:author="Rhodes, Justin S" w:date="2026-09-03T08:15:00Z" w16du:dateUtc="2026-09-03T13:15:00Z">
         <w:r>
           <w:t xml:space="preserve"> signaling</w:t>
         </w:r>
       </w:ins>
-      <w:ins w:id="114" w:author="Rhodes, Justin S" w:date="2026-09-03T08:16:00Z" w16du:dateUtc="2026-09-03T13:16:00Z">
+      <w:ins w:id="115" w:author="Rhodes, Justin S" w:date="2026-09-03T08:16:00Z" w16du:dateUtc="2026-09-03T13:16:00Z">
         <w:r>
           <w:t xml:space="preserve"> levels, t</w:t>
         </w:r>
       </w:ins>
-      <w:del w:id="115" w:author="Rhodes, Justin S" w:date="2026-09-03T08:16:00Z" w16du:dateUtc="2026-09-03T13:16:00Z">
+      <w:del w:id="116" w:author="Rhodes, Justin S" w:date="2026-09-03T08:16:00Z" w16du:dateUtc="2026-09-03T13:16:00Z">
         <w:r>
           <w:delText>T</w:delText>
         </w:r>
@@ -7337,12 +7378,12 @@
       <w:r>
         <w:t xml:space="preserve">hese findings </w:t>
       </w:r>
-      <w:del w:id="116" w:author="Rhodes, Justin S" w:date="2026-09-03T08:17:00Z" w16du:dateUtc="2026-09-03T13:17:00Z">
+      <w:del w:id="117" w:author="Rhodes, Justin S" w:date="2026-09-03T08:17:00Z" w16du:dateUtc="2026-09-03T13:17:00Z">
         <w:r>
           <w:delText>are consistent with a decrease in</w:delText>
         </w:r>
       </w:del>
-      <w:ins w:id="117" w:author="Rhodes, Justin S" w:date="2026-09-03T08:17:00Z" w16du:dateUtc="2026-09-03T13:17:00Z">
+      <w:ins w:id="118" w:author="Rhodes, Justin S" w:date="2026-09-03T08:17:00Z" w16du:dateUtc="2026-09-03T13:17:00Z">
         <w:r>
           <w:t>support the hypothesis that</w:t>
         </w:r>
@@ -7350,14 +7391,14 @@
       <w:r>
         <w:t xml:space="preserve"> LH </w:t>
       </w:r>
-      <w:ins w:id="118" w:author="Rhodes, Justin S" w:date="2026-09-03T08:17:00Z" w16du:dateUtc="2026-09-03T13:17:00Z">
+      <w:ins w:id="119" w:author="Rhodes, Justin S" w:date="2026-09-03T08:17:00Z" w16du:dateUtc="2026-09-03T13:17:00Z">
         <w:r>
           <w:t xml:space="preserve">singling is reduced </w:t>
         </w:r>
       </w:ins>
-      <w:commentRangeStart w:id="119"/>
       <w:commentRangeStart w:id="120"/>
-      <w:del w:id="121" w:author="Rhodes, Justin S" w:date="2026-09-03T08:17:00Z" w16du:dateUtc="2026-09-03T13:17:00Z">
+      <w:commentRangeStart w:id="121"/>
+      <w:del w:id="122" w:author="Rhodes, Justin S" w:date="2026-09-03T08:17:00Z" w16du:dateUtc="2026-09-03T13:17:00Z">
         <w:r>
           <w:delText>release</w:delText>
         </w:r>
@@ -7368,26 +7409,35 @@
       <w:r>
         <w:t>as sex change progresses</w:t>
       </w:r>
-      <w:commentRangeEnd w:id="119"/>
+      <w:commentRangeEnd w:id="120"/>
       <w:r>
         <w:rPr>
           <w:rStyle w:val="CommentReference"/>
           <w:sz w:val="24"/>
           <w:szCs w:val="30"/>
         </w:rPr>
-        <w:commentReference w:id="119"/>
-      </w:r>
-      <w:commentRangeEnd w:id="120"/>
+        <w:commentReference w:id="120"/>
+      </w:r>
+      <w:commentRangeEnd w:id="121"/>
       <w:r>
         <w:rPr>
           <w:rStyle w:val="CommentReference"/>
           <w:sz w:val="24"/>
           <w:szCs w:val="30"/>
         </w:rPr>
-        <w:commentReference w:id="120"/>
-      </w:r>
-      <w:r>
-        <w:t xml:space="preserve">. </w:t>
+        <w:commentReference w:id="121"/>
+      </w:r>
+      <w:r>
+        <w:t>.</w:t>
+      </w:r>
+      <w:commentRangeEnd w:id="110"/>
+      <w:r>
+        <w:rPr>
+          <w:rStyle w:val="CommentReference"/>
+          <w:sz w:val="24"/>
+          <w:szCs w:val="30"/>
+        </w:rPr>
+        <w:commentReference w:id="110"/>
       </w:r>
     </w:p>
     <w:p>
@@ -7433,12 +7483,12 @@
       <w:r>
         <w:t>. This provides a plausible connection by which changes in neural activity</w:t>
       </w:r>
-      <w:ins w:id="122" w:author="Rhodes, Justin S" w:date="2026-09-03T08:18:00Z" w16du:dateUtc="2026-09-03T13:18:00Z">
+      <w:ins w:id="123" w:author="Rhodes, Justin S" w:date="2026-09-03T08:18:00Z" w16du:dateUtc="2026-09-03T13:18:00Z">
         <w:r>
           <w:t xml:space="preserve"> during social</w:t>
         </w:r>
       </w:ins>
-      <w:ins w:id="123" w:author="Rhodes, Justin S" w:date="2026-09-03T08:19:00Z" w16du:dateUtc="2026-09-03T13:19:00Z">
+      <w:ins w:id="124" w:author="Rhodes, Justin S" w:date="2026-09-03T08:19:00Z" w16du:dateUtc="2026-09-03T13:19:00Z">
         <w:r>
           <w:t xml:space="preserve"> ascent</w:t>
         </w:r>
@@ -7454,12 +7504,12 @@
       <w:r>
         <w:t xml:space="preserve">Given the data, we </w:t>
       </w:r>
-      <w:del w:id="124" w:author="Rhodes, Justin S" w:date="2026-09-03T08:19:00Z" w16du:dateUtc="2026-09-03T13:19:00Z">
+      <w:del w:id="125" w:author="Rhodes, Justin S" w:date="2026-09-03T08:19:00Z" w16du:dateUtc="2026-09-03T13:19:00Z">
         <w:r>
           <w:delText xml:space="preserve">propose </w:delText>
         </w:r>
       </w:del>
-      <w:ins w:id="125" w:author="Rhodes, Justin S" w:date="2026-09-03T08:19:00Z" w16du:dateUtc="2026-09-03T13:19:00Z">
+      <w:ins w:id="126" w:author="Rhodes, Justin S" w:date="2026-09-03T08:19:00Z" w16du:dateUtc="2026-09-03T13:19:00Z">
         <w:r>
           <w:t xml:space="preserve">hypothesize </w:t>
         </w:r>
@@ -7476,7 +7526,7 @@
       <w:r>
         <w:t xml:space="preserve">dominance hierarchy. Sensory cues indicating this ascension are integrated by higher brain regions like the dorsomedial telencephalon (Dm) and result in </w:t>
       </w:r>
-      <w:del w:id="126" w:author="Rhodes, Justin S" w:date="2026-09-03T08:19:00Z" w16du:dateUtc="2026-09-03T13:19:00Z">
+      <w:del w:id="127" w:author="Rhodes, Justin S" w:date="2026-09-03T08:19:00Z" w16du:dateUtc="2026-09-03T13:19:00Z">
         <w:r>
           <w:delText xml:space="preserve">a </w:delText>
         </w:r>
@@ -7484,7 +7534,7 @@
       <w:r>
         <w:t>change</w:t>
       </w:r>
-      <w:ins w:id="127" w:author="Rhodes, Justin S" w:date="2026-09-03T08:19:00Z" w16du:dateUtc="2026-09-03T13:19:00Z">
+      <w:ins w:id="128" w:author="Rhodes, Justin S" w:date="2026-09-03T08:19:00Z" w16du:dateUtc="2026-09-03T13:19:00Z">
         <w:r>
           <w:t>s</w:t>
         </w:r>
@@ -7564,18 +7614,18 @@
       <w:r>
         <w:t xml:space="preserve"> initiates the </w:t>
       </w:r>
-      <w:commentRangeStart w:id="128"/>
+      <w:commentRangeStart w:id="129"/>
       <w:r>
         <w:t>loss of LH production from the pituitary</w:t>
       </w:r>
-      <w:commentRangeEnd w:id="128"/>
+      <w:commentRangeEnd w:id="129"/>
       <w:r>
         <w:rPr>
           <w:rStyle w:val="CommentReference"/>
           <w:sz w:val="24"/>
           <w:szCs w:val="30"/>
         </w:rPr>
-        <w:commentReference w:id="128"/>
+        <w:commentReference w:id="129"/>
       </w:r>
       <w:r>
         <w:t xml:space="preserve">, leading to losses in testicular tissue and androgen production late in sex change. In parallel, via some unknown input, </w:t>
@@ -7677,12 +7727,12 @@
       <w:r>
         <w:t>production which f</w:t>
       </w:r>
-      <w:ins w:id="129" w:author="Rhodes, Justin S" w:date="2026-09-03T08:21:00Z" w16du:dateUtc="2026-09-03T13:21:00Z">
+      <w:ins w:id="130" w:author="Rhodes, Justin S" w:date="2026-09-03T08:21:00Z" w16du:dateUtc="2026-09-03T13:21:00Z">
         <w:r>
           <w:t>u</w:t>
         </w:r>
       </w:ins>
-      <w:del w:id="130" w:author="Rhodes, Justin S" w:date="2026-09-03T08:21:00Z" w16du:dateUtc="2026-09-03T13:21:00Z">
+      <w:del w:id="131" w:author="Rhodes, Justin S" w:date="2026-09-03T08:21:00Z" w16du:dateUtc="2026-09-03T13:21:00Z">
         <w:r>
           <w:delText>a</w:delText>
         </w:r>
@@ -7720,21 +7770,21 @@
       <w:r>
         <w:t xml:space="preserve"> signaling increases FSH release from the pituitary and this drives ovarian development and E2 production. The elevated E2 then completes the rest of neural sex change. A schematic outlining our process is shown in Fig </w:t>
       </w:r>
-      <w:commentRangeStart w:id="131"/>
+      <w:commentRangeStart w:id="132"/>
       <w:r>
         <w:rPr>
           <w:highlight w:val="yellow"/>
         </w:rPr>
         <w:t>xx</w:t>
       </w:r>
-      <w:commentRangeEnd w:id="131"/>
+      <w:commentRangeEnd w:id="132"/>
       <w:r>
         <w:rPr>
           <w:rStyle w:val="CommentReference"/>
           <w:sz w:val="24"/>
           <w:szCs w:val="30"/>
         </w:rPr>
-        <w:commentReference w:id="131"/>
+        <w:commentReference w:id="132"/>
       </w:r>
       <w:r>
         <w:t>.</w:t>
@@ -7744,23 +7794,14 @@
       <w:pPr>
         <w:ind w:firstLine="720"/>
         <w:rPr>
-          <w:del w:id="132" w:author="Graham, Gabriel J." w:date="2026-09-08T15:44:00Z" w16du:dateUtc="2026-09-08T19:44:00Z"/>
-        </w:rPr>
-      </w:pPr>
-      <w:commentRangeStart w:id="133"/>
+          <w:del w:id="133" w:author="Graham, Gabriel J." w:date="2026-09-08T15:44:00Z" w16du:dateUtc="2026-09-08T19:44:00Z"/>
+        </w:rPr>
+      </w:pPr>
       <w:commentRangeStart w:id="134"/>
-      <w:del w:id="135" w:author="Graham, Gabriel J." w:date="2026-09-08T15:44:00Z" w16du:dateUtc="2026-09-08T19:44:00Z">
+      <w:commentRangeStart w:id="135"/>
+      <w:del w:id="136" w:author="Graham, Gabriel J." w:date="2026-09-08T15:44:00Z" w16du:dateUtc="2026-09-08T19:44:00Z">
         <w:r>
           <w:delText xml:space="preserve">Several important questions remain. Our hypothesis for the neural orchestration of sex change revolves around changes in LH and FSH release from the pituitary and the effects those factors would have on the gonads. However, LH and FSH have not been measured during protandrous sex change… </w:delText>
-        </w:r>
-        <w:commentRangeEnd w:id="133"/>
-        <w:r>
-          <w:rPr>
-            <w:rStyle w:val="CommentReference"/>
-            <w:sz w:val="24"/>
-            <w:szCs w:val="30"/>
-          </w:rPr>
-          <w:commentReference w:id="133"/>
         </w:r>
         <w:commentRangeEnd w:id="134"/>
         <w:r>
@@ -7771,6 +7812,15 @@
           </w:rPr>
           <w:commentReference w:id="134"/>
         </w:r>
+        <w:commentRangeEnd w:id="135"/>
+        <w:r>
+          <w:rPr>
+            <w:rStyle w:val="CommentReference"/>
+            <w:sz w:val="24"/>
+            <w:szCs w:val="30"/>
+          </w:rPr>
+          <w:commentReference w:id="135"/>
+        </w:r>
       </w:del>
     </w:p>
     <w:p>
@@ -9469,7 +9519,7 @@
         </w:rPr>
         <w:t xml:space="preserve"> (</w:t>
       </w:r>
-      <w:commentRangeStart w:id="136"/>
+      <w:commentRangeStart w:id="137"/>
       <w:r>
         <w:rPr>
           <w:rFonts w:eastAsia="Malgun Gothic" w:cs="Times New Roman"/>
@@ -9493,7 +9543,7 @@
         </w:rPr>
         <w:t>ee supplementary … for details</w:t>
       </w:r>
-      <w:commentRangeEnd w:id="136"/>
+      <w:commentRangeEnd w:id="137"/>
       <w:r>
         <w:rPr>
           <w:rStyle w:val="CommentReference"/>
@@ -9505,7 +9555,7 @@
           <w:lang w:eastAsia="ja-JP"/>
           <w14:ligatures w14:val="none"/>
         </w:rPr>
-        <w:commentReference w:id="136"/>
+        <w:commentReference w:id="137"/>
       </w:r>
       <w:r>
         <w:rPr>
@@ -10093,7 +10143,7 @@
           <w:u w:val="single"/>
         </w:rPr>
       </w:pPr>
-      <w:commentRangeStart w:id="137"/>
+      <w:commentRangeStart w:id="138"/>
       <w:r>
         <w:rPr>
           <w:u w:val="single"/>
@@ -10144,14 +10194,14 @@
       <w:r>
         <w:t>.</w:t>
       </w:r>
-      <w:commentRangeEnd w:id="137"/>
+      <w:commentRangeEnd w:id="138"/>
       <w:r>
         <w:rPr>
           <w:rStyle w:val="CommentReference"/>
           <w:sz w:val="24"/>
           <w:szCs w:val="30"/>
         </w:rPr>
-        <w:commentReference w:id="137"/>
+        <w:commentReference w:id="138"/>
       </w:r>
       <w:r>
         <w:t xml:space="preserve"> </w:t>
@@ -10194,7 +10244,7 @@
           <w:bCs/>
         </w:rPr>
       </w:pPr>
-      <w:commentRangeStart w:id="138"/>
+      <w:commentRangeStart w:id="139"/>
       <w:r>
         <w:rPr>
           <w:b/>
@@ -10202,7 +10252,7 @@
         </w:rPr>
         <w:t>Spatial Transcriptomics</w:t>
       </w:r>
-      <w:commentRangeEnd w:id="138"/>
+      <w:commentRangeEnd w:id="139"/>
       <w:r>
         <w:rPr>
           <w:rStyle w:val="CommentReference"/>
@@ -10211,7 +10261,7 @@
           <w:sz w:val="24"/>
           <w:szCs w:val="30"/>
         </w:rPr>
-        <w:commentReference w:id="138"/>
+        <w:commentReference w:id="139"/>
       </w:r>
     </w:p>
     <w:p>
@@ -10220,14 +10270,14 @@
           <w:u w:val="single"/>
         </w:rPr>
       </w:pPr>
-      <w:commentRangeStart w:id="139"/>
+      <w:commentRangeStart w:id="140"/>
       <w:r>
         <w:rPr>
           <w:u w:val="single"/>
         </w:rPr>
         <w:t>Tissue Collection and Sectioning</w:t>
       </w:r>
-      <w:commentRangeEnd w:id="139"/>
+      <w:commentRangeEnd w:id="140"/>
       <w:r>
         <w:rPr>
           <w:rStyle w:val="CommentReference"/>
@@ -10235,7 +10285,7 @@
           <w:szCs w:val="30"/>
           <w:u w:val="single"/>
         </w:rPr>
-        <w:commentReference w:id="139"/>
+        <w:commentReference w:id="140"/>
       </w:r>
     </w:p>
     <w:p/>
@@ -10246,7 +10296,7 @@
           <w:u w:val="single"/>
         </w:rPr>
       </w:pPr>
-      <w:commentRangeStart w:id="140"/>
+      <w:commentRangeStart w:id="141"/>
       <w:r>
         <w:rPr>
           <w:u w:val="single"/>
@@ -10283,7 +10333,7 @@
         </w:rPr>
         <w:t>Library Prep and Sequencing</w:t>
       </w:r>
-      <w:commentRangeEnd w:id="140"/>
+      <w:commentRangeEnd w:id="141"/>
       <w:r>
         <w:rPr>
           <w:rStyle w:val="CommentReference"/>
@@ -10291,7 +10341,7 @@
           <w:szCs w:val="30"/>
           <w:u w:val="single"/>
         </w:rPr>
-        <w:commentReference w:id="140"/>
+        <w:commentReference w:id="141"/>
       </w:r>
     </w:p>
     <w:p>
@@ -10318,7 +10368,7 @@
       <w:r>
         <w:tab/>
       </w:r>
-      <w:commentRangeStart w:id="141"/>
+      <w:commentRangeStart w:id="142"/>
       <w:r>
         <w:t xml:space="preserve">Reads were aligned using space ranger version </w:t>
       </w:r>
@@ -10328,14 +10378,14 @@
         </w:rPr>
         <w:t>xx</w:t>
       </w:r>
-      <w:commentRangeEnd w:id="141"/>
+      <w:commentRangeEnd w:id="142"/>
       <w:r>
         <w:rPr>
           <w:rStyle w:val="CommentReference"/>
           <w:sz w:val="24"/>
           <w:szCs w:val="30"/>
         </w:rPr>
-        <w:commentReference w:id="141"/>
+        <w:commentReference w:id="142"/>
       </w:r>
     </w:p>
     <w:p>
@@ -10391,18 +10441,18 @@
       <w:r>
         <w:t>) which was used for downstream analyses</w:t>
       </w:r>
-      <w:commentRangeStart w:id="142"/>
+      <w:commentRangeStart w:id="143"/>
       <w:r>
         <w:t>.</w:t>
       </w:r>
-      <w:commentRangeEnd w:id="142"/>
+      <w:commentRangeEnd w:id="143"/>
       <w:r>
         <w:rPr>
           <w:rStyle w:val="CommentReference"/>
           <w:sz w:val="24"/>
           <w:szCs w:val="30"/>
         </w:rPr>
-        <w:commentReference w:id="142"/>
+        <w:commentReference w:id="143"/>
       </w:r>
       <w:r>
         <w:t xml:space="preserve"> </w:t>
@@ -10945,7 +10995,7 @@
       </w:r>
     </w:p>
     <w:p>
-      <w:commentRangeStart w:id="143"/>
+      <w:commentRangeStart w:id="144"/>
       <w:r>
         <w:rPr>
           <w:u w:val="single"/>
@@ -11026,14 +11076,14 @@
         </w:rPr>
         <w:t xml:space="preserve">. </w:t>
       </w:r>
-      <w:commentRangeEnd w:id="143"/>
+      <w:commentRangeEnd w:id="144"/>
       <w:r>
         <w:rPr>
           <w:rStyle w:val="CommentReference"/>
           <w:sz w:val="23"/>
           <w:szCs w:val="23"/>
         </w:rPr>
-        <w:commentReference w:id="143"/>
+        <w:commentReference w:id="144"/>
       </w:r>
       <w:r>
         <w:rPr>
@@ -11998,19 +12048,6 @@
         <w:spacing w:after="160"/>
         <w:rPr>
           <w:rFonts w:eastAsia="Malgun Gothic" w:cs="Times New Roman"/>
-          <w:color w:val="auto"/>
-          <w:kern w:val="0"/>
-          <w:szCs w:val="24"/>
-          <w:lang w:eastAsia="ja-JP"/>
-          <w14:ligatures w14:val="none"/>
-        </w:rPr>
-      </w:pPr>
-    </w:p>
-    <w:p>
-      <w:pPr>
-        <w:spacing w:after="160"/>
-        <w:rPr>
-          <w:rFonts w:eastAsia="Malgun Gothic" w:cs="Times New Roman"/>
           <w:b/>
           <w:bCs/>
           <w:color w:val="auto"/>
@@ -12277,8 +12314,19 @@
           <w:lang w:eastAsia="ja-JP"/>
           <w14:ligatures w14:val="none"/>
         </w:rPr>
+        <w:t xml:space="preserve">To restrict our analysis to high-confidence clusters, we additionally performed a leave-one-out procedure in which we iteratively refit the classifier while holding out one male or one female individual at a time and predicted its sex. We retained a cluster only if the mean predicted </w:t>
+      </w:r>
+      <w:r>
+        <w:rPr>
+          <w:rFonts w:eastAsia="Malgun Gothic" w:cs="Times New Roman"/>
+          <w:color w:val="auto"/>
+          <w:kern w:val="0"/>
+          <w:szCs w:val="24"/>
+          <w:lang w:eastAsia="ja-JP"/>
+          <w14:ligatures w14:val="none"/>
+        </w:rPr>
         <w:lastRenderedPageBreak/>
-        <w:t>To restrict our analysis to high-confidence clusters, we additionally performed a leave-one-out procedure in which we iteratively refit the classifier while holding out one male or one female individual at a time and predicted its sex. We retained a cluster only if the mean predicted probability across held-out males was within 0.1 of 0 and the mean predicted probability across held-out females was within 0.1 of 1.</w:t>
+        <w:t>probability across held-out males was within 0.1 of 0 and the mean predicted probability across held-out females was within 0.1 of 1.</w:t>
       </w:r>
       <w:r>
         <w:rPr>
@@ -13367,19 +13415,7 @@
           <w:lang w:eastAsia="ja-JP"/>
           <w14:ligatures w14:val="none"/>
         </w:rPr>
-        <w:t xml:space="preserve"> were </w:t>
-      </w:r>
-      <w:r>
-        <w:rPr>
-          <w:rFonts w:eastAsia="Malgun Gothic" w:cs="Times New Roman"/>
-          <w:color w:val="auto"/>
-          <w:kern w:val="0"/>
-          <w:szCs w:val="24"/>
-          <w:lang w:eastAsia="ja-JP"/>
-          <w14:ligatures w14:val="none"/>
-        </w:rPr>
-        <w:lastRenderedPageBreak/>
-        <w:t xml:space="preserve">calculated </w:t>
+        <w:t xml:space="preserve"> were calculated </w:t>
       </w:r>
       <w:r>
         <w:rPr>
@@ -13403,7 +13439,7 @@
         </w:rPr>
         <w:t xml:space="preserve">fitting the mean AUCell score by phase in a fixed effects linear </w:t>
       </w:r>
-      <w:commentRangeStart w:id="144"/>
+      <w:commentRangeStart w:id="145"/>
       <w:r>
         <w:rPr>
           <w:rFonts w:eastAsia="Malgun Gothic" w:cs="Times New Roman"/>
@@ -13415,7 +13451,7 @@
         </w:rPr>
         <w:t>model</w:t>
       </w:r>
-      <w:commentRangeEnd w:id="144"/>
+      <w:commentRangeEnd w:id="145"/>
       <w:r>
         <w:rPr>
           <w:rStyle w:val="CommentReference"/>
@@ -13427,7 +13463,7 @@
           <w:lang w:eastAsia="ja-JP"/>
           <w14:ligatures w14:val="none"/>
         </w:rPr>
-        <w:commentReference w:id="144"/>
+        <w:commentReference w:id="145"/>
       </w:r>
       <w:r>
         <w:rPr>
@@ -13528,6 +13564,7 @@
     </w:p>
     <w:p>
       <w:r>
+        <w:lastRenderedPageBreak/>
         <w:t xml:space="preserve">To identify candidate transcriptional regulators of gene-expression changes in clusters </w:t>
       </w:r>
       <w:r>
@@ -13542,18 +13579,18 @@
       <w:r>
         <w:t xml:space="preserve"> during sex change, we integrated differential gene expression, chromatin accessibility, peak-to-gene correlations, and transcription factor (TF) motif information within each cell cluster. We first identified a restricted set of target genes for which gene expression was associated with local chromatin accessibility and either expression or accessibility differed across sex-change groups. Thus, target genes were identified through two complementary routes. First, DEGs were retained when expression of the gene was significantly correlated with accessibility of at least one locally associated ATAC peak across individuals (</w:t>
       </w:r>
-      <w:commentRangeStart w:id="145"/>
+      <w:commentRangeStart w:id="146"/>
       <w:r>
         <w:t>Pearson’s correlation</w:t>
       </w:r>
-      <w:commentRangeEnd w:id="145"/>
+      <w:commentRangeEnd w:id="146"/>
       <w:r>
         <w:rPr>
           <w:rStyle w:val="CommentReference"/>
           <w:sz w:val="24"/>
           <w:szCs w:val="30"/>
         </w:rPr>
-        <w:commentReference w:id="145"/>
+        <w:commentReference w:id="146"/>
       </w:r>
       <w:r>
         <w:t>, P ≤ 0.05). Second, genes associated with DARs were retained when their expression was significantly correlated with accessibility of the associated DAR (Pearson’s correlation, P ≤ 0.05). The union of genes identified through these two approaches was defined as the set of accessibility-supported target genes for subsequent regulatory analysis.</w:t>
@@ -13645,7 +13682,11 @@
         <w:t>1_RGC</w:t>
       </w:r>
       <w:r>
-        <w:t xml:space="preserve"> formed an extensive interconnected network of accessibility-supported TF–target relationships, whereas the corresponding relationships in </w:t>
+        <w:t xml:space="preserve"> formed an extensive interconnected network of accessibility-</w:t>
+      </w:r>
+      <w:r>
+        <w:lastRenderedPageBreak/>
+        <w:t xml:space="preserve">supported TF–target relationships, whereas the corresponding relationships in </w:t>
       </w:r>
       <w:r>
         <w:t>6_POA_Mixed</w:t>
@@ -13726,11 +13767,14 @@
         <w:t xml:space="preserve">, candidate TF–target relationships from the two complementary analyses were integrated into a single regulatory network. The first class consisted of accessibility-coupled relationships, in which target-gene expression was significantly correlated with local chromatin accessibility. The second consisted of TF-associated relationships on accessible chromatin, in which the target was a DEG whose expression did not significantly correlate with local accessibility, but at least one associated motif-containing peak was accessible in ≥50% of individuals and TF expression correlated with target expression. Because the complete </w:t>
       </w:r>
       <w:r>
+        <w:t xml:space="preserve">6_POA_Mixed </w:t>
+      </w:r>
+      <w:r>
+        <w:t xml:space="preserve">network contained a large number of candidate relationships, the displayed network was focused on neuroendocrine genes implicated in regulation of the reproductive axis and retained their associated candidate regulators and connected targets. Solid directed edges </w:t>
+      </w:r>
+      <w:r>
         <w:lastRenderedPageBreak/>
-        <w:t xml:space="preserve">6_POA_Mixed </w:t>
-      </w:r>
-      <w:r>
-        <w:t>network contained a large number of candidate relationships, the displayed network was focused on neuroendocrine genes implicated in regulation of the reproductive axis and retained their associated candidate regulators and connected targets. Solid directed edges denote accessibility-coupled relationships, whereas dashed directed edges denote TF-associated relationships on accessible chromatin without significant accessibility–expression coupling. Edge color indicates the sign of the TF–target correlation, and edge thickness is proportional to |r|.</w:t>
+        <w:t>denote accessibility-coupled relationships, whereas dashed directed edges denote TF-associated relationships on accessible chromatin without significant accessibility–expression coupling. Edge color indicates the sign of the TF–target correlation, and edge thickness is proportional to |r|.</w:t>
       </w:r>
     </w:p>
     <w:p>
@@ -17056,7 +17100,7 @@
       </w:r>
     </w:p>
   </w:comment>
-  <w:comment w:id="119" w:author="Rhodes, Justin S" w:date="2026-09-03T08:17:00Z" w:initials="JR">
+  <w:comment w:id="120" w:author="Rhodes, Justin S" w:date="2026-09-03T08:17:00Z" w:initials="JR">
     <w:p>
       <w:pPr>
         <w:pStyle w:val="CommentText"/>
@@ -17075,7 +17119,7 @@
       </w:r>
     </w:p>
   </w:comment>
-  <w:comment w:id="120" w:author="Graham, Gabriel J." w:date="2026-09-09T15:28:00Z" w:initials="GGJ">
+  <w:comment w:id="121" w:author="Graham, Gabriel J." w:date="2026-09-09T15:28:00Z" w:initials="GGJ">
     <w:p>
       <w:r>
         <w:rPr>
@@ -17092,23 +17136,7 @@
       </w:r>
     </w:p>
   </w:comment>
-  <w:comment w:id="128" w:author="Rhodes, Justin S" w:date="2026-09-03T08:20:00Z" w:initials="JR">
-    <w:p>
-      <w:pPr>
-        <w:pStyle w:val="CommentText"/>
-      </w:pPr>
-      <w:r>
-        <w:rPr>
-          <w:rStyle w:val="CommentReference"/>
-        </w:rPr>
-        <w:annotationRef/>
-      </w:r>
-      <w:r>
-        <w:t>Is there any evidence for this? Cite here</w:t>
-      </w:r>
-    </w:p>
-  </w:comment>
-  <w:comment w:id="131" w:author="Graham, Gabriel J." w:date="2026-09-02T23:07:00Z" w:initials="GGJ">
+  <w:comment w:id="110" w:author="Graham, Gabriel J." w:date="2026-09-09T15:47:00Z" w:initials="GGJ">
     <w:p>
       <w:r>
         <w:rPr>
@@ -17121,11 +17149,27 @@
           <w:sz w:val="20"/>
           <w:szCs w:val="20"/>
         </w:rPr>
-        <w:t xml:space="preserve">Will make, we can discuss </w:t>
+        <w:t>Gabe mention LH in black porgy. I would also add that because gnrh1 is stable, its not that gnrh1 is shut down, just reduced</w:t>
       </w:r>
     </w:p>
   </w:comment>
-  <w:comment w:id="133" w:author="Graham, Gabriel J." w:date="2026-09-02T13:54:00Z" w:initials="GGJ">
+  <w:comment w:id="129" w:author="Rhodes, Justin S" w:date="2026-09-03T08:20:00Z" w:initials="JR">
+    <w:p>
+      <w:pPr>
+        <w:pStyle w:val="CommentText"/>
+      </w:pPr>
+      <w:r>
+        <w:rPr>
+          <w:rStyle w:val="CommentReference"/>
+        </w:rPr>
+        <w:annotationRef/>
+      </w:r>
+      <w:r>
+        <w:t>Is there any evidence for this? Cite here</w:t>
+      </w:r>
+    </w:p>
+  </w:comment>
+  <w:comment w:id="132" w:author="Graham, Gabriel J." w:date="2026-09-02T23:07:00Z" w:initials="GGJ">
     <w:p>
       <w:r>
         <w:rPr>
@@ -17138,46 +17182,11 @@
           <w:sz w:val="20"/>
           <w:szCs w:val="20"/>
         </w:rPr>
-        <w:t xml:space="preserve">Justin I think you should write this section since this is what you are going to put in grants etc. </w:t>
+        <w:t xml:space="preserve">Will make, we can discuss </w:t>
       </w:r>
     </w:p>
   </w:comment>
-  <w:comment w:id="134" w:author="Rhodes, Justin S" w:date="2026-09-03T08:23:00Z" w:initials="JR">
-    <w:p>
-      <w:pPr>
-        <w:pStyle w:val="CommentText"/>
-      </w:pPr>
-      <w:r>
-        <w:rPr>
-          <w:rStyle w:val="CommentReference"/>
-        </w:rPr>
-        <w:annotationRef/>
-      </w:r>
-      <w:r>
-        <w:t>Lets leave this out for now.  Everything you said above is a hypothesis that needs testing, so I think we have provided lots of avenues for exploration.</w:t>
-      </w:r>
-    </w:p>
-  </w:comment>
-  <w:comment w:id="136" w:author="Graham, Gabriel J." w:date="2026-07-20T12:03:00Z" w:initials="GG">
-    <w:p>
-      <w:pPr>
-        <w:pStyle w:val="CommentText"/>
-      </w:pPr>
-      <w:r>
-        <w:rPr>
-          <w:rStyle w:val="CommentReference"/>
-        </w:rPr>
-        <w:annotationRef/>
-      </w:r>
-      <w:r>
-        <w:rPr>
-          <w:color w:val="000000"/>
-        </w:rPr>
-        <w:t>Coltan could you put together a supplementary note going into detail re: the dissection and also make whatever edits to this section are necessary. I’ve been using “ventrocaudal telencephalon” to describe where we dissected but let me know if you want to use different terminology</w:t>
-      </w:r>
-    </w:p>
-  </w:comment>
-  <w:comment w:id="137" w:author="Graham, Gabriel J." w:date="2026-08-10T12:31:00Z" w:initials="GGJ">
+  <w:comment w:id="134" w:author="Graham, Gabriel J." w:date="2026-09-02T13:54:00Z" w:initials="GGJ">
     <w:p>
       <w:r>
         <w:rPr>
@@ -17190,11 +17199,11 @@
           <w:sz w:val="20"/>
           <w:szCs w:val="20"/>
         </w:rPr>
-        <w:t>Justin can you review</w:t>
+        <w:t xml:space="preserve">Justin I think you should write this section since this is what you are going to put in grants etc. </w:t>
       </w:r>
     </w:p>
   </w:comment>
-  <w:comment w:id="138" w:author="Graham, Gabriel J." w:date="2026-07-19T17:57:00Z" w:initials="GG">
+  <w:comment w:id="135" w:author="Rhodes, Justin S" w:date="2026-09-03T08:23:00Z" w:initials="JR">
     <w:p>
       <w:pPr>
         <w:pStyle w:val="CommentText"/>
@@ -17206,11 +17215,30 @@
         <w:annotationRef/>
       </w:r>
       <w:r>
-        <w:t>Justin please have whomever is relevant write</w:t>
+        <w:t>Lets leave this out for now.  Everything you said above is a hypothesis that needs testing, so I think we have provided lots of avenues for exploration.</w:t>
       </w:r>
     </w:p>
   </w:comment>
-  <w:comment w:id="139" w:author="Graham, Gabriel J." w:date="2026-08-10T13:04:00Z" w:initials="GGJ">
+  <w:comment w:id="137" w:author="Graham, Gabriel J." w:date="2026-07-20T12:03:00Z" w:initials="GG">
+    <w:p>
+      <w:pPr>
+        <w:pStyle w:val="CommentText"/>
+      </w:pPr>
+      <w:r>
+        <w:rPr>
+          <w:rStyle w:val="CommentReference"/>
+        </w:rPr>
+        <w:annotationRef/>
+      </w:r>
+      <w:r>
+        <w:rPr>
+          <w:color w:val="000000"/>
+        </w:rPr>
+        <w:t>Coltan could you put together a supplementary note going into detail re: the dissection and also make whatever edits to this section are necessary. I’ve been using “ventrocaudal telencephalon” to describe where we dissected but let me know if you want to use different terminology</w:t>
+      </w:r>
+    </w:p>
+  </w:comment>
+  <w:comment w:id="138" w:author="Graham, Gabriel J." w:date="2026-08-10T12:31:00Z" w:initials="GGJ">
     <w:p>
       <w:r>
         <w:rPr>
@@ -17223,11 +17251,27 @@
           <w:sz w:val="20"/>
           <w:szCs w:val="20"/>
         </w:rPr>
-        <w:t>Justin please write</w:t>
+        <w:t>Justin can you review</w:t>
       </w:r>
     </w:p>
   </w:comment>
-  <w:comment w:id="140" w:author="Graham, Gabriel J." w:date="2026-08-10T13:05:00Z" w:initials="GGJ">
+  <w:comment w:id="139" w:author="Graham, Gabriel J." w:date="2026-07-19T17:57:00Z" w:initials="GG">
+    <w:p>
+      <w:pPr>
+        <w:pStyle w:val="CommentText"/>
+      </w:pPr>
+      <w:r>
+        <w:rPr>
+          <w:rStyle w:val="CommentReference"/>
+        </w:rPr>
+        <w:annotationRef/>
+      </w:r>
+      <w:r>
+        <w:t>Justin please have whomever is relevant write</w:t>
+      </w:r>
+    </w:p>
+  </w:comment>
+  <w:comment w:id="140" w:author="Graham, Gabriel J." w:date="2026-08-10T13:04:00Z" w:initials="GGJ">
     <w:p>
       <w:r>
         <w:rPr>
@@ -17240,11 +17284,11 @@
           <w:sz w:val="20"/>
           <w:szCs w:val="20"/>
         </w:rPr>
-        <w:t>Going to need Shiv to write this, please ask shiv to write everything he did  after receiving brains from you</w:t>
+        <w:t>Justin please write</w:t>
       </w:r>
     </w:p>
   </w:comment>
-  <w:comment w:id="141" w:author="Graham, Gabriel J." w:date="2026-08-10T13:14:00Z" w:initials="GGJ">
+  <w:comment w:id="141" w:author="Graham, Gabriel J." w:date="2026-08-10T13:05:00Z" w:initials="GGJ">
     <w:p>
       <w:r>
         <w:rPr>
@@ -17257,11 +17301,11 @@
           <w:sz w:val="20"/>
           <w:szCs w:val="20"/>
         </w:rPr>
-        <w:t>Need jenny to write basically everything she did upstream of giving us the object</w:t>
+        <w:t>Going to need Shiv to write this, please ask shiv to write everything he did  after receiving brains from you</w:t>
       </w:r>
     </w:p>
   </w:comment>
-  <w:comment w:id="142" w:author="Graham, Gabriel J." w:date="2026-08-10T13:24:00Z" w:initials="GGJ">
+  <w:comment w:id="142" w:author="Graham, Gabriel J." w:date="2026-08-10T13:14:00Z" w:initials="GGJ">
     <w:p>
       <w:r>
         <w:rPr>
@@ -17274,11 +17318,11 @@
           <w:sz w:val="20"/>
           <w:szCs w:val="20"/>
         </w:rPr>
-        <w:t xml:space="preserve">I realize I dont need to go into any detail re: clustering and whatnot because it is not discussed int he paper at all </w:t>
+        <w:t>Need jenny to write basically everything she did upstream of giving us the object</w:t>
       </w:r>
     </w:p>
   </w:comment>
-  <w:comment w:id="143" w:author="Graham, Gabriel J." w:date="2026-09-02T16:12:00Z" w:initials="GGJ">
+  <w:comment w:id="143" w:author="Graham, Gabriel J." w:date="2026-08-10T13:24:00Z" w:initials="GGJ">
     <w:p>
       <w:r>
         <w:rPr>
@@ -17291,11 +17335,28 @@
           <w:sz w:val="20"/>
           <w:szCs w:val="20"/>
         </w:rPr>
+        <w:t xml:space="preserve">I realize I dont need to go into any detail re: clustering and whatnot because it is not discussed int he paper at all </w:t>
+      </w:r>
+    </w:p>
+  </w:comment>
+  <w:comment w:id="144" w:author="Graham, Gabriel J." w:date="2026-09-02T16:12:00Z" w:initials="GGJ">
+    <w:p>
+      <w:r>
+        <w:rPr>
+          <w:rStyle w:val="CommentReference"/>
+        </w:rPr>
+        <w:annotationRef/>
+      </w:r>
+      <w:r>
+        <w:rPr>
+          <w:sz w:val="20"/>
+          <w:szCs w:val="20"/>
+        </w:rPr>
         <w:t>Jenny or whomever please add details / review the realgnment details</w:t>
       </w:r>
     </w:p>
   </w:comment>
-  <w:comment w:id="144" w:author="Graham, Gabriel J." w:date="2026-08-10T12:54:00Z" w:initials="GGJ">
+  <w:comment w:id="145" w:author="Graham, Gabriel J." w:date="2026-08-10T12:54:00Z" w:initials="GGJ">
     <w:p>
       <w:r>
         <w:rPr>
@@ -17373,7 +17434,7 @@
       </w:r>
     </w:p>
   </w:comment>
-  <w:comment w:id="145" w:author="Graham, Gabriel J." w:date="2026-08-24T11:28:00Z" w:initials="GGJ">
+  <w:comment w:id="146" w:author="Graham, Gabriel J." w:date="2026-08-24T11:28:00Z" w:initials="GGJ">
     <w:p>
       <w:r>
         <w:rPr>
@@ -17400,9 +17461,9 @@
   <w15:commentEx w15:paraId="514A464A" w15:done="1"/>
   <w15:commentEx w15:paraId="710CBBD1" w15:done="1"/>
   <w15:commentEx w15:paraId="652C6753" w15:paraIdParent="710CBBD1" w15:done="1"/>
-  <w15:commentEx w15:paraId="232870ED" w15:done="0"/>
-  <w15:commentEx w15:paraId="5E3AEC00" w15:done="0"/>
-  <w15:commentEx w15:paraId="6BF0BAC3" w15:paraIdParent="5E3AEC00" w15:done="0"/>
+  <w15:commentEx w15:paraId="232870ED" w15:done="1"/>
+  <w15:commentEx w15:paraId="5E3AEC00" w15:done="1"/>
+  <w15:commentEx w15:paraId="6BF0BAC3" w15:paraIdParent="5E3AEC00" w15:done="1"/>
   <w15:commentEx w15:paraId="3C4ECC42" w15:done="1"/>
   <w15:commentEx w15:paraId="4311B93F" w15:done="1"/>
   <w15:commentEx w15:paraId="15F67AB4" w15:paraIdParent="4311B93F" w15:done="1"/>
@@ -17465,6 +17526,7 @@
   <w15:commentEx w15:paraId="331E8F2C" w15:done="1"/>
   <w15:commentEx w15:paraId="408D7017" w15:done="0"/>
   <w15:commentEx w15:paraId="0D19C641" w15:paraIdParent="408D7017" w15:done="0"/>
+  <w15:commentEx w15:paraId="5D33A852" w15:done="0"/>
   <w15:commentEx w15:paraId="4A3A6D54" w15:done="0"/>
   <w15:commentEx w15:paraId="11AB1AE5" w15:done="1"/>
   <w15:commentEx w15:paraId="281F8B65" w15:done="1"/>
@@ -17478,7 +17540,7 @@
   <w15:commentEx w15:paraId="454981E3" w15:done="0"/>
   <w15:commentEx w15:paraId="330D99C6" w15:done="0"/>
   <w15:commentEx w15:paraId="63666EB2" w15:done="0"/>
-  <w15:commentEx w15:paraId="34BDA3E9" w15:done="0"/>
+  <w15:commentEx w15:paraId="34BDA3E9" w15:done="1"/>
 </w15:commentsEx>
 </file>
 
@@ -17554,6 +17616,7 @@
   <w16cex:commentExtensible w16cex:durableId="280D7355" w16cex:dateUtc="2026-09-08T15:25:00Z"/>
   <w16cex:commentExtensible w16cex:durableId="1D192266" w16cex:dateUtc="2026-09-03T13:17:00Z"/>
   <w16cex:commentExtensible w16cex:durableId="7D325868" w16cex:dateUtc="2026-09-09T19:28:00Z"/>
+  <w16cex:commentExtensible w16cex:durableId="6E543FF0" w16cex:dateUtc="2026-09-09T19:47:00Z"/>
   <w16cex:commentExtensible w16cex:durableId="29B2DB33" w16cex:dateUtc="2026-09-03T13:20:00Z"/>
   <w16cex:commentExtensible w16cex:durableId="1E9A2D99" w16cex:dateUtc="2026-09-03T03:07:00Z"/>
   <w16cex:commentExtensible w16cex:durableId="22C491F4" w16cex:dateUtc="2026-09-02T17:54:00Z"/>
@@ -17643,6 +17706,7 @@
   <w16cid:commentId w16cid:paraId="331E8F2C" w16cid:durableId="280D7355"/>
   <w16cid:commentId w16cid:paraId="408D7017" w16cid:durableId="1D192266"/>
   <w16cid:commentId w16cid:paraId="0D19C641" w16cid:durableId="7D325868"/>
+  <w16cid:commentId w16cid:paraId="5D33A852" w16cid:durableId="6E543FF0"/>
   <w16cid:commentId w16cid:paraId="4A3A6D54" w16cid:durableId="29B2DB33"/>
   <w16cid:commentId w16cid:paraId="11AB1AE5" w16cid:durableId="1E9A2D99"/>
   <w16cid:commentId w16cid:paraId="281F8B65" w16cid:durableId="22C491F4"/>

--- a/Manuscript/Manuscript v.2/Manuscript Draft v.2.2.docx
+++ b/Manuscript/Manuscript v.2/Manuscript Draft v.2.2.docx
@@ -4171,7 +4171,43 @@
           <w:szCs w:val="20"/>
           <w:highlight w:val="yellow"/>
         </w:rPr>
-        <w:t>see Appendix SX for all cell type labels and SX for abbreviations</w:t>
+        <w:t>see Appendix S</w:t>
+      </w:r>
+      <w:r>
+        <w:rPr>
+          <w:rFonts w:ascii="Arial" w:hAnsi="Arial" w:cs="Arial"/>
+          <w:sz w:val="20"/>
+          <w:szCs w:val="20"/>
+          <w:highlight w:val="yellow"/>
+        </w:rPr>
+        <w:t>1</w:t>
+      </w:r>
+      <w:r>
+        <w:rPr>
+          <w:rFonts w:ascii="Arial" w:hAnsi="Arial" w:cs="Arial"/>
+          <w:sz w:val="20"/>
+          <w:szCs w:val="20"/>
+          <w:highlight w:val="yellow"/>
+        </w:rPr>
+        <w:t xml:space="preserve"> for all cell type labels and S</w:t>
+      </w:r>
+      <w:r>
+        <w:rPr>
+          <w:rFonts w:ascii="Arial" w:hAnsi="Arial" w:cs="Arial"/>
+          <w:sz w:val="20"/>
+          <w:szCs w:val="20"/>
+          <w:highlight w:val="yellow"/>
+        </w:rPr>
+        <w:t>2</w:t>
+      </w:r>
+      <w:r>
+        <w:rPr>
+          <w:rFonts w:ascii="Arial" w:hAnsi="Arial" w:cs="Arial"/>
+          <w:sz w:val="20"/>
+          <w:szCs w:val="20"/>
+          <w:highlight w:val="yellow"/>
+        </w:rPr>
+        <w:t xml:space="preserve"> for abbreviations</w:t>
       </w:r>
       <w:r>
         <w:rPr>
@@ -4699,7 +4735,25 @@
           <w:szCs w:val="20"/>
           <w:highlight w:val="yellow"/>
         </w:rPr>
-        <w:t>Appendix SX and SX</w:t>
+        <w:t>Appendix S</w:t>
+      </w:r>
+      <w:r>
+        <w:rPr>
+          <w:rFonts w:ascii="Arial" w:hAnsi="Arial" w:cs="Arial"/>
+          <w:sz w:val="20"/>
+          <w:szCs w:val="20"/>
+          <w:highlight w:val="yellow"/>
+        </w:rPr>
+        <w:t>3</w:t>
+      </w:r>
+      <w:r>
+        <w:rPr>
+          <w:rFonts w:ascii="Arial" w:hAnsi="Arial" w:cs="Arial"/>
+          <w:sz w:val="20"/>
+          <w:szCs w:val="20"/>
+          <w:highlight w:val="yellow"/>
+        </w:rPr>
+        <w:t xml:space="preserve"> and S</w:t>
       </w:r>
       <w:commentRangeEnd w:id="17"/>
       <w:r>
@@ -4708,6 +4762,7 @@
           <w:rFonts w:ascii="Arial" w:hAnsi="Arial" w:cs="Arial"/>
           <w:sz w:val="20"/>
           <w:szCs w:val="20"/>
+          <w:highlight w:val="yellow"/>
         </w:rPr>
         <w:commentReference w:id="17"/>
       </w:r>
@@ -4718,8 +4773,18 @@
           <w:rFonts w:ascii="Arial" w:hAnsi="Arial" w:cs="Arial"/>
           <w:sz w:val="20"/>
           <w:szCs w:val="20"/>
+          <w:highlight w:val="yellow"/>
         </w:rPr>
         <w:commentReference w:id="18"/>
+      </w:r>
+      <w:r>
+        <w:rPr>
+          <w:rFonts w:ascii="Arial" w:hAnsi="Arial" w:cs="Arial"/>
+          <w:sz w:val="20"/>
+          <w:szCs w:val="20"/>
+          <w:highlight w:val="yellow"/>
+        </w:rPr>
+        <w:t>4</w:t>
       </w:r>
       <w:r>
         <w:rPr>
@@ -5749,7 +5814,16 @@
           <w:szCs w:val="20"/>
           <w:highlight w:val="yellow"/>
         </w:rPr>
-        <w:t>Appendix SX</w:t>
+        <w:t>Appendix S</w:t>
+      </w:r>
+      <w:r>
+        <w:rPr>
+          <w:rFonts w:ascii="Arial" w:hAnsi="Arial" w:cs="Arial"/>
+          <w:sz w:val="20"/>
+          <w:szCs w:val="20"/>
+          <w:highlight w:val="yellow"/>
+        </w:rPr>
+        <w:t>5</w:t>
       </w:r>
       <w:r>
         <w:rPr>
@@ -6110,7 +6184,15 @@
           <w:szCs w:val="20"/>
           <w:highlight w:val="yellow"/>
         </w:rPr>
-        <w:t>Appendix SX</w:t>
+        <w:t>Appendix S</w:t>
+      </w:r>
+      <w:r>
+        <w:rPr>
+          <w:rFonts w:ascii="Arial" w:hAnsi="Arial" w:cs="Arial"/>
+          <w:sz w:val="20"/>
+          <w:szCs w:val="20"/>
+        </w:rPr>
+        <w:t>6</w:t>
       </w:r>
       <w:r>
         <w:rPr>
@@ -6756,7 +6838,33 @@
           <w:szCs w:val="20"/>
           <w:highlight w:val="yellow"/>
         </w:rPr>
-        <w:t>Appendix SXX, SXX</w:t>
+        <w:t>Appendix S</w:t>
+      </w:r>
+      <w:r>
+        <w:rPr>
+          <w:rFonts w:ascii="Arial" w:hAnsi="Arial" w:cs="Arial"/>
+          <w:sz w:val="20"/>
+          <w:szCs w:val="20"/>
+          <w:highlight w:val="yellow"/>
+        </w:rPr>
+        <w:t>7</w:t>
+      </w:r>
+      <w:r>
+        <w:rPr>
+          <w:rFonts w:ascii="Arial" w:hAnsi="Arial" w:cs="Arial"/>
+          <w:sz w:val="20"/>
+          <w:szCs w:val="20"/>
+          <w:highlight w:val="yellow"/>
+        </w:rPr>
+        <w:t>, S</w:t>
+      </w:r>
+      <w:r>
+        <w:rPr>
+          <w:rFonts w:ascii="Arial" w:hAnsi="Arial" w:cs="Arial"/>
+          <w:sz w:val="20"/>
+          <w:szCs w:val="20"/>
+        </w:rPr>
+        <w:t>8</w:t>
       </w:r>
       <w:r>
         <w:rPr>
@@ -6989,16 +7097,18 @@
         </w:rPr>
         <w:t>S</w:t>
       </w:r>
-      <w:r>
-        <w:rPr>
+      <w:commentRangeEnd w:id="33"/>
+      <w:r>
+        <w:rPr>
+          <w:rStyle w:val="CommentReference"/>
           <w:rFonts w:ascii="Arial" w:hAnsi="Arial" w:cs="Arial"/>
           <w:sz w:val="20"/>
           <w:szCs w:val="20"/>
           <w:highlight w:val="yellow"/>
         </w:rPr>
-        <w:t>XX</w:t>
-      </w:r>
-      <w:commentRangeEnd w:id="33"/>
+        <w:commentReference w:id="33"/>
+      </w:r>
+      <w:commentRangeEnd w:id="34"/>
       <w:r>
         <w:rPr>
           <w:rStyle w:val="CommentReference"/>
@@ -7007,18 +7117,16 @@
           <w:szCs w:val="20"/>
           <w:highlight w:val="yellow"/>
         </w:rPr>
-        <w:commentReference w:id="33"/>
-      </w:r>
-      <w:commentRangeEnd w:id="34"/>
-      <w:r>
-        <w:rPr>
-          <w:rStyle w:val="CommentReference"/>
+        <w:commentReference w:id="34"/>
+      </w:r>
+      <w:r>
+        <w:rPr>
           <w:rFonts w:ascii="Arial" w:hAnsi="Arial" w:cs="Arial"/>
           <w:sz w:val="20"/>
           <w:szCs w:val="20"/>
           <w:highlight w:val="yellow"/>
         </w:rPr>
-        <w:commentReference w:id="34"/>
+        <w:t>9</w:t>
       </w:r>
       <w:r>
         <w:rPr>
@@ -7027,7 +7135,7 @@
           <w:szCs w:val="20"/>
           <w:highlight w:val="yellow"/>
         </w:rPr>
-        <w:t>, SXX</w:t>
+        <w:t xml:space="preserve">, </w:t>
       </w:r>
       <w:r>
         <w:rPr>
@@ -7036,16 +7144,7 @@
           <w:szCs w:val="20"/>
           <w:highlight w:val="yellow"/>
         </w:rPr>
-        <w:t xml:space="preserve"> Gabe </w:t>
-      </w:r>
-      <w:r>
-        <w:rPr>
-          <w:rFonts w:ascii="Arial" w:hAnsi="Arial" w:cs="Arial"/>
-          <w:sz w:val="20"/>
-          <w:szCs w:val="20"/>
-          <w:highlight w:val="yellow"/>
-        </w:rPr>
-        <w:t>DAR_GENE_CORRELATIONS.csv</w:t>
+        <w:t>S10</w:t>
       </w:r>
       <w:r>
         <w:rPr>
@@ -7550,7 +7649,15 @@
           <w:szCs w:val="20"/>
           <w:highlight w:val="yellow"/>
         </w:rPr>
-        <w:t>Appendix SX</w:t>
+        <w:t>Appendix S</w:t>
+      </w:r>
+      <w:r>
+        <w:rPr>
+          <w:rFonts w:ascii="Arial" w:hAnsi="Arial" w:cs="Arial"/>
+          <w:sz w:val="20"/>
+          <w:szCs w:val="20"/>
+        </w:rPr>
+        <w:t>11</w:t>
       </w:r>
       <w:r>
         <w:rPr>
@@ -7626,17 +7733,7 @@
             <w:sz w:val="20"/>
             <w:szCs w:val="20"/>
           </w:rPr>
-          <w:t>but does Sex Steroid Signaling does not Change</w:t>
-        </w:r>
-        <w:r>
-          <w:rPr>
-            <w:rFonts w:ascii="Arial" w:hAnsi="Arial" w:cs="Arial"/>
-            <w:b/>
-            <w:bCs/>
-            <w:sz w:val="20"/>
-            <w:szCs w:val="20"/>
-          </w:rPr>
-          <w:t xml:space="preserve"> </w:t>
+          <w:t xml:space="preserve">but does Sex Steroid Signaling does not Change </w:t>
         </w:r>
       </w:ins>
       <w:del w:id="53" w:author="Graham, Gabriel J." w:date="2026-09-10T19:12:00Z" w16du:dateUtc="2026-09-10T23:12:00Z">
@@ -8060,16 +8157,7 @@
             <w:szCs w:val="20"/>
             <w:highlight w:val="yellow"/>
           </w:rPr>
-          <w:delText xml:space="preserve"> </w:delText>
-        </w:r>
-        <w:r>
-          <w:rPr>
-            <w:rFonts w:ascii="Arial" w:hAnsi="Arial" w:cs="Arial"/>
-            <w:sz w:val="20"/>
-            <w:szCs w:val="20"/>
-            <w:highlight w:val="yellow"/>
-          </w:rPr>
-          <w:delText>Fig xx</w:delText>
+          <w:delText xml:space="preserve"> Fig xx</w:delText>
         </w:r>
         <w:r>
           <w:rPr>
@@ -8157,15 +8245,7 @@
           <w:sz w:val="20"/>
           <w:szCs w:val="20"/>
         </w:rPr>
-        <w:t xml:space="preserve">ESR2B </w:t>
-      </w:r>
-      <w:r>
-        <w:rPr>
-          <w:rFonts w:ascii="Arial" w:hAnsi="Arial" w:cs="Arial"/>
-          <w:sz w:val="20"/>
-          <w:szCs w:val="20"/>
-        </w:rPr>
-        <w:t xml:space="preserve">binding motifs </w:t>
+        <w:t xml:space="preserve">ESR2B binding motifs </w:t>
       </w:r>
       <w:r>
         <w:rPr>
@@ -8357,17 +8437,7 @@
           <w:szCs w:val="20"/>
           <w:highlight w:val="yellow"/>
         </w:rPr>
-        <w:t xml:space="preserve">R+ genes in 1_RGC at any phase in sex </w:t>
-      </w:r>
-      <w:r>
-        <w:rPr>
-          <w:rFonts w:ascii="Arial" w:hAnsi="Arial" w:cs="Arial"/>
-          <w:sz w:val="20"/>
-          <w:szCs w:val="20"/>
-          <w:highlight w:val="yellow"/>
-        </w:rPr>
-        <w:lastRenderedPageBreak/>
-        <w:t xml:space="preserve">change </w:t>
+        <w:t xml:space="preserve">R+ genes in 1_RGC at any phase in sex change </w:t>
       </w:r>
       <w:r>
         <w:rPr>
@@ -9849,16 +9919,7 @@
           <w:sz w:val="20"/>
           <w:szCs w:val="20"/>
         </w:rPr>
-        <w:t xml:space="preserve">, these findings are consistent with newly generated neurons being incorporated into this population </w:t>
-      </w:r>
-      <w:r>
-        <w:rPr>
-          <w:rFonts w:ascii="Arial" w:hAnsi="Arial" w:cs="Arial"/>
-          <w:sz w:val="20"/>
-          <w:szCs w:val="20"/>
-        </w:rPr>
-        <w:lastRenderedPageBreak/>
-        <w:t>during the male-to-intermediate transition and subsequently maturing during the intermediate-to-female transition.</w:t>
+        <w:t>, these findings are consistent with newly generated neurons being incorporated into this population during the male-to-intermediate transition and subsequently maturing during the intermediate-to-female transition.</w:t>
       </w:r>
     </w:p>
     <w:p>
@@ -9889,6 +9950,7 @@
           <w:sz w:val="20"/>
           <w:szCs w:val="20"/>
         </w:rPr>
+        <w:lastRenderedPageBreak/>
         <w:t>Candidate Gonadotroph-Regulating Neurons Undergo Distinct Modes of Remodeling During Sex Change</w:t>
       </w:r>
     </w:p>
@@ -11606,7 +11668,6 @@
           <w:sz w:val="20"/>
           <w:szCs w:val="20"/>
         </w:rPr>
-        <w:lastRenderedPageBreak/>
         <w:t xml:space="preserve">The transcription factor </w:t>
       </w:r>
       <w:r>
@@ -11801,7 +11862,16 @@
           <w:sz w:val="20"/>
           <w:szCs w:val="20"/>
         </w:rPr>
-        <w:t xml:space="preserve">is transiently downregulated in intermediates, this further supports the idea that 1_RGC in intermediates increases the rate of </w:t>
+        <w:t xml:space="preserve">is transiently downregulated in </w:t>
+      </w:r>
+      <w:r>
+        <w:rPr>
+          <w:rFonts w:ascii="Arial" w:hAnsi="Arial" w:cs="Arial"/>
+          <w:sz w:val="20"/>
+          <w:szCs w:val="20"/>
+        </w:rPr>
+        <w:lastRenderedPageBreak/>
+        <w:t xml:space="preserve">intermediates, this further supports the idea that 1_RGC in intermediates increases the rate of </w:t>
       </w:r>
       <w:commentRangeStart w:id="74"/>
       <w:commentRangeStart w:id="75"/>
@@ -13127,15 +13197,7 @@
             <w:sz w:val="20"/>
             <w:szCs w:val="20"/>
           </w:rPr>
-          <w:t xml:space="preserve"> w</w:t>
-        </w:r>
-        <w:r>
-          <w:rPr>
-            <w:rFonts w:ascii="Arial" w:hAnsi="Arial" w:cs="Arial"/>
-            <w:sz w:val="20"/>
-            <w:szCs w:val="20"/>
-          </w:rPr>
-          <w:t>e found a significant increase in transcription</w:t>
+          <w:t xml:space="preserve"> we found a significant increase in transcription</w:t>
         </w:r>
       </w:ins>
       <w:ins w:id="120" w:author="Graham, Gabriel J." w:date="2026-09-10T19:25:00Z" w16du:dateUtc="2026-09-10T23:25:00Z">
@@ -13677,16 +13739,7 @@
           <w:sz w:val="20"/>
           <w:szCs w:val="20"/>
         </w:rPr>
-        <w:t xml:space="preserve"> expression and an elevation of neurogenic TFs. Previous whole-brain transcriptomic analyses </w:t>
-      </w:r>
-      <w:r>
-        <w:rPr>
-          <w:rFonts w:ascii="Arial" w:hAnsi="Arial" w:cs="Arial"/>
-          <w:sz w:val="20"/>
-          <w:szCs w:val="20"/>
-        </w:rPr>
-        <w:lastRenderedPageBreak/>
-        <w:t xml:space="preserve">reported progressive increases in brain aromatase expression during protandrous sex change </w:t>
+        <w:t xml:space="preserve"> expression and an elevation of neurogenic TFs. Previous whole-brain transcriptomic analyses reported progressive increases in brain aromatase expression during protandrous sex change </w:t>
       </w:r>
       <w:r>
         <w:rPr>
@@ -13787,7 +13840,16 @@
           <w:sz w:val="20"/>
           <w:szCs w:val="20"/>
         </w:rPr>
-        <w:t>. Among these possibilities, the regional specificity revealed by our cell-type-resolved analysis appears the most likely explanation.</w:t>
+        <w:t xml:space="preserve">. </w:t>
+      </w:r>
+      <w:r>
+        <w:rPr>
+          <w:rFonts w:ascii="Arial" w:hAnsi="Arial" w:cs="Arial"/>
+          <w:sz w:val="20"/>
+          <w:szCs w:val="20"/>
+        </w:rPr>
+        <w:lastRenderedPageBreak/>
+        <w:t>Among these possibilities, the regional specificity revealed by our cell-type-resolved analysis appears the most likely explanation.</w:t>
       </w:r>
       <w:commentRangeEnd w:id="152"/>
       <w:r>
@@ -16409,16 +16471,7 @@
           <w:sz w:val="20"/>
           <w:szCs w:val="20"/>
         </w:rPr>
-        <w:t xml:space="preserve"> </w:t>
-      </w:r>
-      <w:r>
-        <w:rPr>
-          <w:rFonts w:ascii="Arial" w:hAnsi="Arial" w:cs="Arial"/>
-          <w:sz w:val="20"/>
-          <w:szCs w:val="20"/>
-        </w:rPr>
-        <w:lastRenderedPageBreak/>
-        <w:t xml:space="preserve">signaling increases FSH release from the pituitary and this drives ovarian development and E2 production. The elevated E2 then completes the rest of neural sex change. A schematic outlining our process is shown in </w:t>
+        <w:t xml:space="preserve"> signaling increases FSH release from the pituitary and this drives ovarian development and E2 production. The elevated E2 then completes the rest of neural sex change. A schematic outlining our process is shown in </w:t>
       </w:r>
       <w:r>
         <w:rPr>
@@ -16466,6 +16519,7 @@
             <w:sz w:val="20"/>
             <w:szCs w:val="20"/>
           </w:rPr>
+          <w:lastRenderedPageBreak/>
           <w:delText xml:space="preserve">Several important questions remain. Our hypothesis for the neural orchestration of sex change revolves around changes in LH and FSH release from the pituitary and the effects those factors would have on the gonads. However, LH and FSH have not been measured during protandrous sex change… </w:delText>
         </w:r>
         <w:commentRangeEnd w:id="224"/>
@@ -16934,7 +16988,6 @@
           <w:lang w:eastAsia="ja-JP"/>
           <w14:ligatures w14:val="none"/>
         </w:rPr>
-        <w:lastRenderedPageBreak/>
         <w:t xml:space="preserve">All computational analyses described below were performed in R 4.4.2 or Python 3.12.4. In all cases unless otherwise stated, we considered a </w:t>
       </w:r>
       <w:r>
@@ -17184,7 +17237,20 @@
           <w:lang w:eastAsia="ja-JP"/>
           <w14:ligatures w14:val="none"/>
         </w:rPr>
-        <w:t xml:space="preserve"> models were computed using the “Anova” function from the package “car”</w:t>
+        <w:t xml:space="preserve"> models were computed </w:t>
+      </w:r>
+      <w:r>
+        <w:rPr>
+          <w:rFonts w:ascii="Arial" w:eastAsia="Malgun Gothic" w:hAnsi="Arial" w:cs="Arial"/>
+          <w:color w:val="auto"/>
+          <w:kern w:val="0"/>
+          <w:sz w:val="20"/>
+          <w:szCs w:val="20"/>
+          <w:lang w:eastAsia="ja-JP"/>
+          <w14:ligatures w14:val="none"/>
+        </w:rPr>
+        <w:lastRenderedPageBreak/>
+        <w:t>using the “Anova” function from the package “car”</w:t>
       </w:r>
       <w:r>
         <w:rPr>
@@ -17738,7 +17804,19 @@
           <w:lang w:eastAsia="ja-JP"/>
           <w14:ligatures w14:val="none"/>
         </w:rPr>
-        <w:t>Appendix SX</w:t>
+        <w:t>Appendix S</w:t>
+      </w:r>
+      <w:r>
+        <w:rPr>
+          <w:rFonts w:ascii="Arial" w:eastAsia="Malgun Gothic" w:hAnsi="Arial" w:cs="Arial"/>
+          <w:color w:val="auto"/>
+          <w:kern w:val="0"/>
+          <w:sz w:val="20"/>
+          <w:szCs w:val="20"/>
+          <w:lang w:eastAsia="ja-JP"/>
+          <w14:ligatures w14:val="none"/>
+        </w:rPr>
+        <w:t>12</w:t>
       </w:r>
       <w:r>
         <w:rPr>
@@ -18230,20 +18308,7 @@
           <w:lang w:eastAsia="ja-JP"/>
           <w14:ligatures w14:val="none"/>
         </w:rPr>
-        <w:t xml:space="preserve">the bottom panel in </w:t>
-      </w:r>
-      <w:r>
-        <w:rPr>
-          <w:rFonts w:ascii="Arial" w:eastAsia="Malgun Gothic" w:hAnsi="Arial" w:cs="Arial"/>
-          <w:color w:val="auto"/>
-          <w:kern w:val="0"/>
-          <w:sz w:val="20"/>
-          <w:szCs w:val="20"/>
-          <w:lang w:eastAsia="ja-JP"/>
-          <w14:ligatures w14:val="none"/>
-        </w:rPr>
-        <w:lastRenderedPageBreak/>
-        <w:t xml:space="preserve">Figure 1B, we plot the residuals of a </w:t>
+        <w:t xml:space="preserve">the bottom panel in Figure 1B, we plot the residuals of a </w:t>
       </w:r>
       <w:r>
         <w:rPr>
@@ -18372,6 +18437,7 @@
           <w:lang w:eastAsia="ja-JP"/>
           <w14:ligatures w14:val="none"/>
         </w:rPr>
+        <w:lastRenderedPageBreak/>
         <w:t xml:space="preserve">Following decapitation, the brain was exposed and immediately treated with chilled dissection medium by pipetting a small volume over the dorsal surface. Dissection medium consisted of Hibernate AB complete medium (with 2% B27 and 0.5 mM Glutamax; BrainBits, LLC, Springfield, IL) with 200 U/mL of Protector RNase Inhibitor (Roche, Basel, Switzerland). The brain was then removed and placed in a petri dish containing chilled dissection medium. We then isolated the </w:t>
       </w:r>
       <w:r>
@@ -18779,24 +18845,32 @@
           <w:sz w:val="20"/>
           <w:szCs w:val="20"/>
         </w:rPr>
+        <w:t xml:space="preserve">Strict quality control was performed on a per pool basis enabling the identification of high quality nuclei and removal of low quality barcodes. To do this, we performed variable feature analysis to identify nuclei with low feature expression variability. Only barcodes containing 55% or more of highly variable genes were kept. Further, barcodes containing more than 50% of the top 50 highest expressed genes and more than 60% of the top 100 expressed genes were removed due to low variability. </w:t>
+      </w:r>
+      <w:r>
+        <w:rPr>
+          <w:rFonts w:ascii="Arial" w:hAnsi="Arial" w:cs="Arial"/>
+          <w:sz w:val="20"/>
+          <w:szCs w:val="20"/>
+        </w:rPr>
+        <w:t xml:space="preserve"> </w:t>
+      </w:r>
+      <w:r>
+        <w:rPr>
+          <w:rFonts w:ascii="Arial" w:hAnsi="Arial" w:cs="Arial"/>
+          <w:sz w:val="20"/>
+          <w:szCs w:val="20"/>
+        </w:rPr>
+        <w:t xml:space="preserve">Each pool was </w:t>
+      </w:r>
+      <w:r>
+        <w:rPr>
+          <w:rFonts w:ascii="Arial" w:hAnsi="Arial" w:cs="Arial"/>
+          <w:sz w:val="20"/>
+          <w:szCs w:val="20"/>
+        </w:rPr>
         <w:lastRenderedPageBreak/>
-        <w:t xml:space="preserve">Strict quality control was performed on a per pool basis enabling the identification of high quality nuclei and removal of low quality barcodes. To do this, we performed variable feature analysis to identify nuclei with low feature expression variability. Only barcodes containing 55% or more of highly variable genes were kept. Further, barcodes containing more than 50% of the top 50 highest expressed genes and more than 60% of the top 100 expressed genes were removed due to low variability. </w:t>
-      </w:r>
-      <w:r>
-        <w:rPr>
-          <w:rFonts w:ascii="Arial" w:hAnsi="Arial" w:cs="Arial"/>
-          <w:sz w:val="20"/>
-          <w:szCs w:val="20"/>
-        </w:rPr>
-        <w:t xml:space="preserve"> </w:t>
-      </w:r>
-      <w:r>
-        <w:rPr>
-          <w:rFonts w:ascii="Arial" w:hAnsi="Arial" w:cs="Arial"/>
-          <w:sz w:val="20"/>
-          <w:szCs w:val="20"/>
-        </w:rPr>
-        <w:t>Each pool was then merged, and final quality control on the merged object was performed. We only retained nuclei that fit the following standards: nCount_RNA &lt; 25000, nCount_RNA &gt; 200, nFeature_RNA &lt; 9000, nFeature_RNA &gt; 200 &amp; nCount_ATAC &lt; 25000, nFeature_ATAC &lt; 16000, pct mitochondrial &lt; 12, pct protein coding genes &gt; 85, pct ribosomal &lt; 3, TSS enrichment &gt; 0.8, and nucleosome_signal &lt; 2.</w:t>
+        <w:t>then merged, and final quality control on the merged object was performed. We only retained nuclei that fit the following standards: nCount_RNA &lt; 25000, nCount_RNA &gt; 200, nFeature_RNA &lt; 9000, nFeature_RNA &gt; 200 &amp; nCount_ATAC &lt; 25000, nFeature_ATAC &lt; 16000, pct mitochondrial &lt; 12, pct protein coding genes &gt; 85, pct ribosomal &lt; 3, TSS enrichment &gt; 0.8, and nucleosome_signal &lt; 2.</w:t>
       </w:r>
     </w:p>
     <w:p>
@@ -19520,16 +19594,7 @@
           <w:szCs w:val="20"/>
         </w:rPr>
         <w:tab/>
-        <w:t xml:space="preserve">All four capture areas were merged resulting in 463,466 total spots. Spots with &lt;25 UMIs or ≥50% mitochondrial reads were discarded, resulting in 433,999 spots for downstream analysis. Spot feature counts were then normalized (NormalizeData) and variable features were computed </w:t>
-      </w:r>
-      <w:r>
-        <w:rPr>
-          <w:rFonts w:ascii="Arial" w:hAnsi="Arial" w:cs="Arial"/>
-          <w:sz w:val="20"/>
-          <w:szCs w:val="20"/>
-        </w:rPr>
-        <w:lastRenderedPageBreak/>
-        <w:t>(FindVariableFeatures). For computational efficiency, we then created a SketchData assay (ncells = 50000, method = “LeverageScore”, features = VariableFeatures</w:t>
+        <w:t>All four capture areas were merged resulting in 463,466 total spots. Spots with &lt;25 UMIs or ≥50% mitochondrial reads were discarded, resulting in 433,999 spots for downstream analysis. Spot feature counts were then normalized (NormalizeData) and variable features were computed (FindVariableFeatures). For computational efficiency, we then created a SketchData assay (ncells = 50000, method = “LeverageScore”, features = VariableFeatures</w:t>
       </w:r>
       <w:r>
         <w:rPr>
@@ -19585,6 +19650,7 @@
           <w:sz w:val="20"/>
           <w:szCs w:val="20"/>
         </w:rPr>
+        <w:lastRenderedPageBreak/>
         <w:t xml:space="preserve">Because there is no published atlas for any anemonefish brain, we relied </w:t>
       </w:r>
       <w:r>
@@ -20713,7 +20779,7 @@
           <w:lang w:eastAsia="ja-JP"/>
           <w14:ligatures w14:val="none"/>
         </w:rPr>
-        <w:t xml:space="preserve">Because sex change represents a temporal progression from males through intermediates to females, cell-type abundance, DEGs and DARs were classified according to their pairwise differences </w:t>
+        <w:t>Because sex change represents a temporal progression from males through intermediates to females, cell-type abundance, DEGs and DARs were classified according to their pairwise differences among these three groups (</w:t>
       </w:r>
       <w:r>
         <w:rPr>
@@ -20722,36 +20788,48 @@
           <w:kern w:val="0"/>
           <w:sz w:val="20"/>
           <w:szCs w:val="20"/>
+          <w:highlight w:val="yellow"/>
+          <w:lang w:eastAsia="ja-JP"/>
+          <w14:ligatures w14:val="none"/>
+        </w:rPr>
+        <w:t>Appendix S</w:t>
+      </w:r>
+      <w:r>
+        <w:rPr>
+          <w:rFonts w:ascii="Arial" w:eastAsia="Malgun Gothic" w:hAnsi="Arial" w:cs="Arial"/>
+          <w:color w:val="auto"/>
+          <w:kern w:val="0"/>
+          <w:sz w:val="20"/>
+          <w:szCs w:val="20"/>
+          <w:lang w:eastAsia="ja-JP"/>
+          <w14:ligatures w14:val="none"/>
+        </w:rPr>
+        <w:t>13</w:t>
+      </w:r>
+      <w:r>
+        <w:rPr>
+          <w:rFonts w:ascii="Arial" w:eastAsia="Malgun Gothic" w:hAnsi="Arial" w:cs="Arial"/>
+          <w:color w:val="auto"/>
+          <w:kern w:val="0"/>
+          <w:sz w:val="20"/>
+          <w:szCs w:val="20"/>
+          <w:lang w:eastAsia="ja-JP"/>
+          <w14:ligatures w14:val="none"/>
+        </w:rPr>
+        <w:t xml:space="preserve">). Features that differed between males and intermediates but not females were classified as “Early”, whereas those differing between intermediates and females but not males were classified as “Late”. Features with intermediate values between males and females were classified as “Progressive”, whereas those uniquely elevated or reduced in intermediates were classified </w:t>
+      </w:r>
+      <w:r>
+        <w:rPr>
+          <w:rFonts w:ascii="Arial" w:eastAsia="Malgun Gothic" w:hAnsi="Arial" w:cs="Arial"/>
+          <w:color w:val="auto"/>
+          <w:kern w:val="0"/>
+          <w:sz w:val="20"/>
+          <w:szCs w:val="20"/>
           <w:lang w:eastAsia="ja-JP"/>
           <w14:ligatures w14:val="none"/>
         </w:rPr>
         <w:lastRenderedPageBreak/>
-        <w:t>among these three groups (</w:t>
-      </w:r>
-      <w:r>
-        <w:rPr>
-          <w:rFonts w:ascii="Arial" w:eastAsia="Malgun Gothic" w:hAnsi="Arial" w:cs="Arial"/>
-          <w:color w:val="auto"/>
-          <w:kern w:val="0"/>
-          <w:sz w:val="20"/>
-          <w:szCs w:val="20"/>
-          <w:highlight w:val="yellow"/>
-          <w:lang w:eastAsia="ja-JP"/>
-          <w14:ligatures w14:val="none"/>
-        </w:rPr>
-        <w:t>Appendix SX</w:t>
-      </w:r>
-      <w:r>
-        <w:rPr>
-          <w:rFonts w:ascii="Arial" w:eastAsia="Malgun Gothic" w:hAnsi="Arial" w:cs="Arial"/>
-          <w:color w:val="auto"/>
-          <w:kern w:val="0"/>
-          <w:sz w:val="20"/>
-          <w:szCs w:val="20"/>
-          <w:lang w:eastAsia="ja-JP"/>
-          <w14:ligatures w14:val="none"/>
-        </w:rPr>
-        <w:t>). Features that differed between males and intermediates but not females were classified as “Early”, whereas those differing between intermediates and females but not males were classified as “Late”. Features with intermediate values between males and females were classified as “Progressive”, whereas those uniquely elevated or reduced in intermediates were classified as “Transient”. Directionality (Upregulated or Downregulated) was assigned according to whether expression or accessibility increased or decreased during sex change.</w:t>
+        <w:t>as “Transient”. Directionality (Upregulated or Downregulated) was assigned according to whether expression or accessibility increased or decreased during sex change.</w:t>
       </w:r>
     </w:p>
     <w:p>
@@ -21705,20 +21783,7 @@
           <w:lang w:eastAsia="ja-JP"/>
           <w14:ligatures w14:val="none"/>
         </w:rPr>
-        <w:t xml:space="preserve">Differentially accessible regions (DARs) were identified independently within each cluster using a pseudobulk approach implemented in edgeR. ATAC fragment counts were summed across nuclei from each individual to generate one pseudobulk accessibility profile per individual. Peaks detected in fewer than 10 individuals or with fewer than 80 total counts were excluded from analysis. Library sizes were normalized using the trimmed mean of M-values (TMM) method, dispersions were estimated with estimateDisp(), and quasi-likelihood generalized linear models were fit using glmQLFit(). Pairwise contrasts (M vs. F, M vs. D, and F vs. D) were tested using quasi-likelihood F-tests (glmQLFTest()), and </w:t>
-      </w:r>
-      <w:r>
-        <w:rPr>
-          <w:rFonts w:ascii="Arial" w:eastAsia="Malgun Gothic" w:hAnsi="Arial" w:cs="Arial"/>
-          <w:color w:val="auto"/>
-          <w:kern w:val="0"/>
-          <w:sz w:val="20"/>
-          <w:szCs w:val="20"/>
-          <w:lang w:eastAsia="ja-JP"/>
-          <w14:ligatures w14:val="none"/>
-        </w:rPr>
-        <w:lastRenderedPageBreak/>
-        <w:t>peaks with a false discovery rate (FDR) &lt; 0.20 in any comparison were considered differentially accessible.</w:t>
+        <w:t>Differentially accessible regions (DARs) were identified independently within each cluster using a pseudobulk approach implemented in edgeR. ATAC fragment counts were summed across nuclei from each individual to generate one pseudobulk accessibility profile per individual. Peaks detected in fewer than 10 individuals or with fewer than 80 total counts were excluded from analysis. Library sizes were normalized using the trimmed mean of M-values (TMM) method, dispersions were estimated with estimateDisp(), and quasi-likelihood generalized linear models were fit using glmQLFit(). Pairwise contrasts (M vs. F, M vs. D, and F vs. D) were tested using quasi-likelihood F-tests (glmQLFTest()), and peaks with a false discovery rate (FDR) &lt; 0.20 in any comparison were considered differentially accessible.</w:t>
       </w:r>
     </w:p>
     <w:p>
@@ -21775,6 +21840,7 @@
           <w:lang w:eastAsia="ja-JP"/>
           <w14:ligatures w14:val="none"/>
         </w:rPr>
+        <w:lastRenderedPageBreak/>
         <w:t>To evaluate the relationship between differential gene expression and chromatin accessibility, we performed two complementary pseudobulk correlation analyses. In both analyses, RNA and ATAC counts were summed across nuclei from each individual within each cluster to generate pseudobulk profiles. Individuals represented by fewer than five nuclei within a cluster were excluded. RNA and ATAC libraries were normalized independently to log counts-per-million (logCPM), and Pearson and Spearman correlations were calculated across individuals. Correlation analyses were considered valid only when at least 18 individuals were available, RNA and ATAC counts were nonzero in at least 18 individuals, and both datasets exhibited non-zero variance.</w:t>
       </w:r>
     </w:p>
@@ -22403,20 +22469,7 @@
           <w:lang w:eastAsia="ja-JP"/>
           <w14:ligatures w14:val="none"/>
         </w:rPr>
-        <w:t xml:space="preserve">In analyses where we test if certain cell types differ by phase in cellular maturity, we instead used a linear mixed effects model fitting cell-level CytoTRACE scores with a fixed effect of nCount_RNA (the number of transcripts detected in the cell) detected in the cell and phase, gene(s) presence, and phase x gene presence as fixed effects along with individual as a random effect. This is necessary because CytoTRACE measures cellular maturity via the diversity of the cell’s transcriptome, however this is </w:t>
-      </w:r>
-      <w:r>
-        <w:rPr>
-          <w:rFonts w:ascii="Arial" w:eastAsia="Malgun Gothic" w:hAnsi="Arial" w:cs="Arial"/>
-          <w:color w:val="auto"/>
-          <w:kern w:val="0"/>
-          <w:sz w:val="20"/>
-          <w:szCs w:val="20"/>
-          <w:lang w:eastAsia="ja-JP"/>
-          <w14:ligatures w14:val="none"/>
-        </w:rPr>
-        <w:lastRenderedPageBreak/>
-        <w:t>confounded when selecting a specific gene or set of genes for analysis. Including for the number of transcripts detected in each cell corrects for this</w:t>
+        <w:t>In analyses where we test if certain cell types differ by phase in cellular maturity, we instead used a linear mixed effects model fitting cell-level CytoTRACE scores with a fixed effect of nCount_RNA (the number of transcripts detected in the cell) detected in the cell and phase, gene(s) presence, and phase x gene presence as fixed effects along with individual as a random effect. This is necessary because CytoTRACE measures cellular maturity via the diversity of the cell’s transcriptome, however this is confounded when selecting a specific gene or set of genes for analysis. Including for the number of transcripts detected in each cell corrects for this</w:t>
       </w:r>
     </w:p>
     <w:p>
@@ -22473,6 +22526,7 @@
           <w:lang w:eastAsia="ja-JP"/>
           <w14:ligatures w14:val="none"/>
         </w:rPr>
+        <w:lastRenderedPageBreak/>
         <w:t>Gene ontology</w:t>
       </w:r>
       <w:r>
@@ -23468,8 +23522,16 @@
           <w:sz w:val="20"/>
           <w:szCs w:val="20"/>
         </w:rPr>
+        <w:t xml:space="preserve">We next evaluated Pearson’s correlations across individuals between pseudobulk TF expression and pseudobulk expression of each target gene. TF–target relationships were retained when |r| ≥ 0.40 and P ≤ 0.10. A candidate TF was not required to itself be differentially expressed across groups because TF activity may change without a corresponding change in transcript abundance. However, whether the TF was itself a DEG was retained as additional supporting information. Regulatory direction was inferred from the sign of the TF–target expression correlation. Positive TF–target correlations were classified as </w:t>
+      </w:r>
+      <w:r>
+        <w:rPr>
+          <w:rFonts w:ascii="Arial" w:hAnsi="Arial" w:cs="Arial"/>
+          <w:sz w:val="20"/>
+          <w:szCs w:val="20"/>
+        </w:rPr>
         <w:lastRenderedPageBreak/>
-        <w:t>We next evaluated Pearson’s correlations across individuals between pseudobulk TF expression and pseudobulk expression of each target gene. TF–target relationships were retained when |r| ≥ 0.40 and P ≤ 0.10. A candidate TF was not required to itself be differentially expressed across groups because TF activity may change without a corresponding change in transcript abundance. However, whether the TF was itself a DEG was retained as additional supporting information. Regulatory direction was inferred from the sign of the TF–target expression correlation. Positive TF–target correlations were classified as candidate activating relationships, whereas negative correlations were classified as candidate repressive relationships. The direction and magnitude of the independently determined peak-accessibility–target-gene expression correlation were retained alongside each relationship.</w:t>
+        <w:t>candidate activating relationships, whereas negative correlations were classified as candidate repressive relationships. The direction and magnitude of the independently determined peak-accessibility–target-gene expression correlation were retained alongside each relationship.</w:t>
       </w:r>
     </w:p>
     <w:p>
@@ -23599,7 +23661,6 @@
           <w:szCs w:val="20"/>
           <w:highlight w:val="yellow"/>
         </w:rPr>
-        <w:lastRenderedPageBreak/>
         <w:t>(…) I will make a Github repo</w:t>
       </w:r>
       <w:r>
@@ -31182,23 +31243,6 @@
 </file>
 
 <file path=customXml/item1.xml><?xml version="1.0" encoding="utf-8"?>
-<p:properties xmlns:p="http://schemas.microsoft.com/office/2006/metadata/properties" xmlns:xsi="http://www.w3.org/2001/XMLSchema-instance" xmlns:pc="http://schemas.microsoft.com/office/infopath/2007/PartnerControls">
-  <documentManagement>
-    <_activity xmlns="571a3d99-6795-4360-9ac0-0295bb4ceb32" xsi:nil="true"/>
-  </documentManagement>
-</p:properties>
-</file>
-
-<file path=customXml/item2.xml><?xml version="1.0" encoding="utf-8"?>
-<?mso-contentType ?>
-<FormTemplates xmlns="http://schemas.microsoft.com/sharepoint/v3/contenttype/forms">
-  <Display>DocumentLibraryForm</Display>
-  <Edit>DocumentLibraryForm</Edit>
-  <New>DocumentLibraryForm</New>
-</FormTemplates>
-</file>
-
-<file path=customXml/item3.xml><?xml version="1.0" encoding="utf-8"?>
 <ct:contentTypeSchema xmlns:ct="http://schemas.microsoft.com/office/2006/metadata/contentType" xmlns:ma="http://schemas.microsoft.com/office/2006/metadata/properties/metaAttributes" ct:_="" ma:_="" ma:contentTypeName="Document" ma:contentTypeID="0x01010096B7879191E50A4AAAE05B439EDDC02C" ma:contentTypeVersion="10" ma:contentTypeDescription="Create a new document." ma:contentTypeScope="" ma:versionID="3f2d7982759a07367ccfdef1137c2b1a">
   <xsd:schema xmlns:xsd="http://www.w3.org/2001/XMLSchema" xmlns:xs="http://www.w3.org/2001/XMLSchema" xmlns:p="http://schemas.microsoft.com/office/2006/metadata/properties" xmlns:ns3="571a3d99-6795-4360-9ac0-0295bb4ceb32" targetNamespace="http://schemas.microsoft.com/office/2006/metadata/properties" ma:root="true" ma:fieldsID="cb871dbdfaf26c47009d691a4e72a0c1" ns3:_="">
     <xsd:import namespace="571a3d99-6795-4360-9ac0-0295bb4ceb32"/>
@@ -31380,25 +31424,24 @@
 </ct:contentTypeSchema>
 </file>
 
-<file path=customXml/itemProps1.xml><?xml version="1.0" encoding="utf-8"?>
-<ds:datastoreItem xmlns:ds="http://schemas.openxmlformats.org/officeDocument/2006/customXml" ds:itemID="{2D481B94-8CC3-4C26-A5D3-A9237C285D69}">
-  <ds:schemaRefs>
-    <ds:schemaRef ds:uri="http://schemas.microsoft.com/office/2006/metadata/properties"/>
-    <ds:schemaRef ds:uri="http://schemas.microsoft.com/office/infopath/2007/PartnerControls"/>
-    <ds:schemaRef ds:uri="571a3d99-6795-4360-9ac0-0295bb4ceb32"/>
-  </ds:schemaRefs>
-</ds:datastoreItem>
+<file path=customXml/item2.xml><?xml version="1.0" encoding="utf-8"?>
+<?mso-contentType ?>
+<FormTemplates xmlns="http://schemas.microsoft.com/sharepoint/v3/contenttype/forms">
+  <Display>DocumentLibraryForm</Display>
+  <Edit>DocumentLibraryForm</Edit>
+  <New>DocumentLibraryForm</New>
+</FormTemplates>
 </file>
 
-<file path=customXml/itemProps2.xml><?xml version="1.0" encoding="utf-8"?>
-<ds:datastoreItem xmlns:ds="http://schemas.openxmlformats.org/officeDocument/2006/customXml" ds:itemID="{3E968C65-22C6-4EA7-91FF-80C2582E7D8E}">
-  <ds:schemaRefs>
-    <ds:schemaRef ds:uri="http://schemas.microsoft.com/sharepoint/v3/contenttype/forms"/>
-  </ds:schemaRefs>
-</ds:datastoreItem>
+<file path=customXml/item3.xml><?xml version="1.0" encoding="utf-8"?>
+<p:properties xmlns:p="http://schemas.microsoft.com/office/2006/metadata/properties" xmlns:xsi="http://www.w3.org/2001/XMLSchema-instance" xmlns:pc="http://schemas.microsoft.com/office/infopath/2007/PartnerControls">
+  <documentManagement>
+    <_activity xmlns="571a3d99-6795-4360-9ac0-0295bb4ceb32" xsi:nil="true"/>
+  </documentManagement>
+</p:properties>
 </file>
 
-<file path=customXml/itemProps3.xml><?xml version="1.0" encoding="utf-8"?>
+<file path=customXml/itemProps1.xml><?xml version="1.0" encoding="utf-8"?>
 <ds:datastoreItem xmlns:ds="http://schemas.openxmlformats.org/officeDocument/2006/customXml" ds:itemID="{ADC2B541-83A6-4E61-BB3A-CF0DF096A073}">
   <ds:schemaRefs>
     <ds:schemaRef ds:uri="http://schemas.microsoft.com/office/2006/metadata/contentType"/>
@@ -31416,6 +31459,24 @@
 </ds:datastoreItem>
 </file>
 
+<file path=customXml/itemProps2.xml><?xml version="1.0" encoding="utf-8"?>
+<ds:datastoreItem xmlns:ds="http://schemas.openxmlformats.org/officeDocument/2006/customXml" ds:itemID="{3E968C65-22C6-4EA7-91FF-80C2582E7D8E}">
+  <ds:schemaRefs>
+    <ds:schemaRef ds:uri="http://schemas.microsoft.com/sharepoint/v3/contenttype/forms"/>
+  </ds:schemaRefs>
+</ds:datastoreItem>
+</file>
+
+<file path=customXml/itemProps3.xml><?xml version="1.0" encoding="utf-8"?>
+<ds:datastoreItem xmlns:ds="http://schemas.openxmlformats.org/officeDocument/2006/customXml" ds:itemID="{2D481B94-8CC3-4C26-A5D3-A9237C285D69}">
+  <ds:schemaRefs>
+    <ds:schemaRef ds:uri="http://schemas.microsoft.com/office/2006/metadata/properties"/>
+    <ds:schemaRef ds:uri="http://schemas.microsoft.com/office/infopath/2007/PartnerControls"/>
+    <ds:schemaRef ds:uri="571a3d99-6795-4360-9ac0-0295bb4ceb32"/>
+  </ds:schemaRefs>
+</ds:datastoreItem>
+</file>
+
 <file path=docMetadata/LabelInfo.xml><?xml version="1.0" encoding="utf-8"?>
 <clbl:labelList xmlns:clbl="http://schemas.microsoft.com/office/2020/mipLabelMetadata">
   <clbl:label id="{b0002a9b-0017-404d-97dc-3d3bab09be81}" enabled="0" method="" siteId="{b0002a9b-0017-404d-97dc-3d3bab09be81}" removed="1"/>
